--- a/MAU BB TO TUNG/KHAM XET/2. Biên bản tạm giữ kham xet 148-128 .docx
+++ b/MAU BB TO TUNG/KHAM XET/2. Biên bản tạm giữ kham xet 148-128 .docx
@@ -1409,6 +1409,7 @@
           <w:tab w:val="left" w:pos="5000"/>
         </w:tabs>
         <w:spacing w:after="100"/>
+        <w:jc w:val="both"/>
       </w:pPr>
       <w:r>
         <w:rPr>
@@ -1450,6 +1451,7 @@
     <w:p>
       <w:pPr>
         <w:spacing w:after="100"/>
+        <w:jc w:val="both"/>
       </w:pPr>
       <w:r>
         <w:rPr>
@@ -1465,6 +1467,7 @@
           <w:tab w:val="left" w:pos="1000"/>
         </w:tabs>
         <w:spacing w:after="100"/>
+        <w:jc w:val="both"/>
         <w:rPr>
           <w:sz w:val="28"/>
           <w:szCs w:val="28"/>
@@ -1505,6 +1508,7 @@
           <w:tab w:val="left" w:pos="1000"/>
         </w:tabs>
         <w:spacing w:after="100"/>
+        <w:jc w:val="both"/>
         <w:rPr>
           <w:sz w:val="28"/>
           <w:szCs w:val="28"/>
@@ -1549,6 +1553,7 @@
     <w:p>
       <w:pPr>
         <w:spacing w:after="100"/>
+        <w:jc w:val="both"/>
       </w:pPr>
       <w:r>
         <w:rPr>
@@ -1599,6 +1604,11 @@
     <w:p>
       <w:pPr>
         <w:spacing w:after="100"/>
+        <w:jc w:val="both"/>
+        <w:rPr>
+          <w:sz w:val="28"/>
+          <w:szCs w:val="28"/>
+        </w:rPr>
       </w:pPr>
       <w:r>
         <w:rPr>
@@ -1619,6 +1629,19 @@
           <w:sz w:val="28"/>
           <w:szCs w:val="28"/>
         </w:rPr>
+        <w:tab/>
+      </w:r>
+    </w:p>
+    <w:p>
+      <w:pPr>
+        <w:spacing w:after="100"/>
+        <w:jc w:val="both"/>
+      </w:pPr>
+      <w:r>
+        <w:rPr>
+          <w:sz w:val="28"/>
+          <w:szCs w:val="28"/>
+        </w:rPr>
         <w:t>cấp {doituong1_ngay_cap}</w:t>
       </w:r>
       <w:r>
@@ -1626,7 +1649,7 @@
           <w:sz w:val="28"/>
           <w:szCs w:val="28"/>
         </w:rPr>
-        <w:tab/>
+        <w:t xml:space="preserve">. </w:t>
       </w:r>
       <w:r>
         <w:rPr>
@@ -1639,6 +1662,7 @@
     <w:p>
       <w:pPr>
         <w:spacing w:after="100"/>
+        <w:jc w:val="both"/>
         <w:rPr>
           <w:sz w:val="28"/>
           <w:szCs w:val="28"/>
@@ -1655,6 +1679,7 @@
     <w:p>
       <w:pPr>
         <w:spacing w:after="100"/>
+        <w:jc w:val="both"/>
       </w:pPr>
       <w:r>
         <w:rPr>
@@ -1667,6 +1692,7 @@
     <w:p>
       <w:pPr>
         <w:spacing w:after="100"/>
+        <w:jc w:val="both"/>
       </w:pPr>
       <w:r>
         <w:rPr>

--- a/MAU BB TO TUNG/KHAM XET/2. Biên bản tạm giữ kham xet 148-128 .docx
+++ b/MAU BB TO TUNG/KHAM XET/2. Biên bản tạm giữ kham xet 148-128 .docx
@@ -1479,6 +1479,20 @@
           <w:szCs w:val="28"/>
         </w:rPr>
         <w:t>Sinh {doituong1_ngay_sinh}</w:t>
+      </w:r>
+      <w:r>
+        <w:rPr>
+          <w:sz w:val="28"/>
+          <w:szCs w:val="28"/>
+        </w:rPr>
+        <w:tab/>
+      </w:r>
+      <w:r>
+        <w:rPr>
+          <w:sz w:val="28"/>
+          <w:szCs w:val="28"/>
+        </w:rPr>
+        <w:tab/>
       </w:r>
       <w:r>
         <w:rPr>
